--- a/resources/GreenTree_Inn_Beejin.docx
+++ b/resources/GreenTree_Inn_Beejin.docx
@@ -1,6 +1,6 @@
 
 <file path=word/document.xml><?xml version="1.0" encoding="utf-8"?>
-<w:document xmlns:wpc="http://schemas.microsoft.com/office/word/2010/wordprocessingCanvas" xmlns:cx="http://schemas.microsoft.com/office/drawing/2014/chartex" xmlns:cx1="http://schemas.microsoft.com/office/drawing/2015/9/8/chartex" xmlns:cx2="http://schemas.microsoft.com/office/drawing/2015/10/21/chartex" xmlns:cx3="http://schemas.microsoft.com/office/drawing/2016/5/9/chartex" xmlns:cx4="http://schemas.microsoft.com/office/drawing/2016/5/10/chartex" xmlns:cx5="http://schemas.microsoft.com/office/drawing/2016/5/11/chartex" xmlns:cx6="http://schemas.microsoft.com/office/drawing/2016/5/12/chartex" xmlns:cx7="http://schemas.microsoft.com/office/drawing/2016/5/13/chartex" xmlns:cx8="http://schemas.microsoft.com/office/drawing/2016/5/14/chartex" xmlns:mc="http://schemas.openxmlformats.org/markup-compatibility/2006" xmlns:aink="http://schemas.microsoft.com/office/drawing/2016/ink" xmlns:am3d="http://schemas.microsoft.com/office/drawing/2017/model3d" xmlns:o="urn:schemas-microsoft-com:office:office" xmlns:r="http://schemas.openxmlformats.org/officeDocument/2006/relationships" xmlns:m="http://schemas.openxmlformats.org/officeDocument/2006/math" xmlns:v="urn:schemas-microsoft-com:vml" xmlns:wp14="http://schemas.microsoft.com/office/word/2010/wordprocessingDrawing" xmlns:wp="http://schemas.openxmlformats.org/drawingml/2006/wordprocessingDrawing" xmlns:w10="urn:schemas-microsoft-com:office:word" xmlns:w="http://schemas.openxmlformats.org/wordprocessingml/2006/main" xmlns:w14="http://schemas.microsoft.com/office/word/2010/wordml" xmlns:w15="http://schemas.microsoft.com/office/word/2012/wordml" xmlns:w16cex="http://schemas.microsoft.com/office/word/2018/wordml/cex" xmlns:w16cid="http://schemas.microsoft.com/office/word/2016/wordml/cid" xmlns:w16="http://schemas.microsoft.com/office/word/2018/wordml" xmlns:w16sdtdh="http://schemas.microsoft.com/office/word/2020/wordml/sdtdatahash" xmlns:w16se="http://schemas.microsoft.com/office/word/2015/wordml/symex" xmlns:wpg="http://schemas.microsoft.com/office/word/2010/wordprocessingGroup" xmlns:wpi="http://schemas.microsoft.com/office/word/2010/wordprocessingInk" xmlns:wne="http://schemas.microsoft.com/office/word/2006/wordml" xmlns:wps="http://schemas.microsoft.com/office/word/2010/wordprocessingShape" mc:Ignorable="w14 w15 w16se w16cid w16 w16cex w16sdtdh wp14">
+<w:document xmlns:wpc="http://schemas.microsoft.com/office/word/2010/wordprocessingCanvas" xmlns:cx="http://schemas.microsoft.com/office/drawing/2014/chartex" xmlns:cx1="http://schemas.microsoft.com/office/drawing/2015/9/8/chartex" xmlns:cx2="http://schemas.microsoft.com/office/drawing/2015/10/21/chartex" xmlns:cx3="http://schemas.microsoft.com/office/drawing/2016/5/9/chartex" xmlns:cx4="http://schemas.microsoft.com/office/drawing/2016/5/10/chartex" xmlns:cx5="http://schemas.microsoft.com/office/drawing/2016/5/11/chartex" xmlns:cx6="http://schemas.microsoft.com/office/drawing/2016/5/12/chartex" xmlns:cx7="http://schemas.microsoft.com/office/drawing/2016/5/13/chartex" xmlns:cx8="http://schemas.microsoft.com/office/drawing/2016/5/14/chartex" xmlns:mc="http://schemas.openxmlformats.org/markup-compatibility/2006" xmlns:aink="http://schemas.microsoft.com/office/drawing/2016/ink" xmlns:am3d="http://schemas.microsoft.com/office/drawing/2017/model3d" xmlns:o="urn:schemas-microsoft-com:office:office" xmlns:oel="http://schemas.microsoft.com/office/2019/extlst" xmlns:r="http://schemas.openxmlformats.org/officeDocument/2006/relationships" xmlns:m="http://schemas.openxmlformats.org/officeDocument/2006/math" xmlns:v="urn:schemas-microsoft-com:vml" xmlns:wp14="http://schemas.microsoft.com/office/word/2010/wordprocessingDrawing" xmlns:wp="http://schemas.openxmlformats.org/drawingml/2006/wordprocessingDrawing" xmlns:w10="urn:schemas-microsoft-com:office:word" xmlns:w="http://schemas.openxmlformats.org/wordprocessingml/2006/main" xmlns:w14="http://schemas.microsoft.com/office/word/2010/wordml" xmlns:w15="http://schemas.microsoft.com/office/word/2012/wordml" xmlns:w16cex="http://schemas.microsoft.com/office/word/2018/wordml/cex" xmlns:w16cid="http://schemas.microsoft.com/office/word/2016/wordml/cid" xmlns:w16="http://schemas.microsoft.com/office/word/2018/wordml" xmlns:w16du="http://schemas.microsoft.com/office/word/2023/wordml/word16du" xmlns:w16sdtdh="http://schemas.microsoft.com/office/word/2020/wordml/sdtdatahash" xmlns:w16sdtfl="http://schemas.microsoft.com/office/word/2024/wordml/sdtformatlock" xmlns:w16se="http://schemas.microsoft.com/office/word/2015/wordml/symex" xmlns:wpg="http://schemas.microsoft.com/office/word/2010/wordprocessingGroup" xmlns:wpi="http://schemas.microsoft.com/office/word/2010/wordprocessingInk" xmlns:wne="http://schemas.microsoft.com/office/word/2006/wordml" xmlns:wps="http://schemas.microsoft.com/office/word/2010/wordprocessingShape" mc:Ignorable="w14 w15 w16se w16cid w16 w16cex w16sdtdh w16sdtfl w16du wp14">
   <w:body>
     <w:p>
       <w:pPr>
@@ -760,7 +760,7 @@
           </mc:Choice>
           <mc:Fallback>
             <w:pict>
-              <v:group w14:anchorId="08BE5A14" id="Group 3" o:spid="_x0000_s1026" style="position:absolute;margin-left:33.55pt;margin-top:-82.4pt;width:516.05pt;height:422.65pt;z-index:-15936000;mso-wrap-distance-left:0;mso-wrap-distance-right:0;mso-position-horizontal-relative:page" coordsize="65538,53676" o:gfxdata="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">
+              <v:group w14:anchorId="5D93715D" id="Group 3" o:spid="_x0000_s1026" style="position:absolute;margin-left:33.55pt;margin-top:-82.4pt;width:516.05pt;height:422.65pt;z-index:-15936000;mso-wrap-distance-left:0;mso-wrap-distance-right:0;mso-position-horizontal-relative:page" coordsize="65538,53676" o:gfxdata="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">
                 <v:shape id="Graphic 4" o:spid="_x0000_s1027" style="position:absolute;top:77;width:65538;height:50534;visibility:visible;mso-wrap-style:square;v-text-anchor:top" coordsize="6553834,5053330" o:gfxdata="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" path="m18415,5046980r-9094,l9321,,,,,5046980r,6350l18415,5053330r,-6350xem6553708,r-254,l6553454,5046980r,6350l6553708,5053330r,-6350l6553708,xe" fillcolor="#3c4752" stroked="f">
                   <v:path arrowok="t"/>
                 </v:shape>
@@ -1275,7 +1275,61 @@
       </w:pPr>
       <w:bookmarkStart w:id="4" w:name="_Hlk230447543"/>
       <w:r>
-        <w:t>{{ names | length }}</w:t>
+        <w:t xml:space="preserve">{{ </w:t>
+      </w:r>
+      <w:r>
+        <w:rPr>
+          <w:lang w:val="en-US"/>
+        </w:rPr>
+        <w:t>(</w:t>
+      </w:r>
+      <w:r>
+        <w:t xml:space="preserve">names | length </w:t>
+      </w:r>
+      <w:r>
+        <w:rPr>
+          <w:lang w:val="en-US"/>
+        </w:rPr>
+        <w:t>+ 1</w:t>
+      </w:r>
+      <w:r>
+        <w:rPr>
+          <w:lang w:val="en-US"/>
+        </w:rPr>
+        <w:t>)</w:t>
+      </w:r>
+      <w:r>
+        <w:rPr>
+          <w:lang w:val="en-US"/>
+        </w:rPr>
+        <w:t xml:space="preserve"> </w:t>
+      </w:r>
+      <w:r>
+        <w:rPr>
+          <w:lang w:val="en-US"/>
+        </w:rPr>
+        <w:t>/</w:t>
+      </w:r>
+      <w:r>
+        <w:rPr>
+          <w:lang w:val="en-US"/>
+        </w:rPr>
+        <w:t>/</w:t>
+      </w:r>
+      <w:r>
+        <w:rPr>
+          <w:lang w:val="en-US"/>
+        </w:rPr>
+        <w:t xml:space="preserve"> </w:t>
+      </w:r>
+      <w:r>
+        <w:rPr>
+          <w:lang w:val="en-US"/>
+        </w:rPr>
+        <w:t>2</w:t>
+      </w:r>
+      <w:r>
+        <w:t>}}</w:t>
       </w:r>
       <w:bookmarkEnd w:id="4"/>
     </w:p>
@@ -1331,15 +1385,9 @@
       <w:r>
         <w:rPr>
           <w:w w:val="110"/>
-        </w:rPr>
-        <w:t>4</w:t>
-      </w:r>
-      <w:r>
-        <w:rPr>
-          <w:spacing w:val="6"/>
-          <w:w w:val="110"/>
-        </w:rPr>
-        <w:t xml:space="preserve"> </w:t>
+          <w:lang w:val="en-US"/>
+        </w:rPr>
+        <w:t xml:space="preserve">{{names | length}} </w:t>
       </w:r>
       <w:r>
         <w:rPr>
@@ -1405,7 +1453,43 @@
         </w:rPr>
       </w:pPr>
       <w:r>
-        <w:t>{{ names | length }}</w:t>
+        <w:t xml:space="preserve">{{ </w:t>
+      </w:r>
+      <w:r>
+        <w:rPr>
+          <w:lang w:val="en-US"/>
+        </w:rPr>
+        <w:t>(</w:t>
+      </w:r>
+      <w:r>
+        <w:t>names | length</w:t>
+      </w:r>
+      <w:r>
+        <w:rPr>
+          <w:lang w:val="en-US"/>
+        </w:rPr>
+        <w:t xml:space="preserve"> + 1</w:t>
+      </w:r>
+      <w:r>
+        <w:rPr>
+          <w:lang w:val="en-US"/>
+        </w:rPr>
+        <w:t xml:space="preserve">) </w:t>
+      </w:r>
+      <w:r>
+        <w:rPr>
+          <w:lang w:val="en-US"/>
+        </w:rPr>
+        <w:t>/</w:t>
+      </w:r>
+      <w:r>
+        <w:rPr>
+          <w:lang w:val="en-US"/>
+        </w:rPr>
+        <w:t>/2</w:t>
+      </w:r>
+      <w:r>
+        <w:t>}}</w:t>
       </w:r>
       <w:r>
         <w:rPr>
@@ -1444,7 +1528,68 @@
           <w:w w:val="105"/>
           <w:lang w:val="en-US"/>
         </w:rPr>
-        <w:t xml:space="preserve">{{ ((names| length) * </w:t>
+        <w:t xml:space="preserve">{{ </w:t>
+      </w:r>
+      <w:r>
+        <w:rPr>
+          <w:spacing w:val="-2"/>
+          <w:w w:val="105"/>
+          <w:lang w:val="en-US"/>
+        </w:rPr>
+        <w:t>(</w:t>
+      </w:r>
+      <w:r>
+        <w:rPr>
+          <w:lang w:val="en-US"/>
+        </w:rPr>
+        <w:t>(</w:t>
+      </w:r>
+      <w:r>
+        <w:t>names | length</w:t>
+      </w:r>
+      <w:r>
+        <w:rPr>
+          <w:lang w:val="en-US"/>
+        </w:rPr>
+        <w:t xml:space="preserve"> + 1</w:t>
+      </w:r>
+      <w:r>
+        <w:rPr>
+          <w:lang w:val="en-US"/>
+        </w:rPr>
+        <w:t xml:space="preserve">) </w:t>
+      </w:r>
+      <w:r>
+        <w:rPr>
+          <w:lang w:val="en-US"/>
+        </w:rPr>
+        <w:t>/</w:t>
+      </w:r>
+      <w:r>
+        <w:rPr>
+          <w:lang w:val="en-US"/>
+        </w:rPr>
+        <w:t>/</w:t>
+      </w:r>
+      <w:r>
+        <w:rPr>
+          <w:lang w:val="en-US"/>
+        </w:rPr>
+        <w:t xml:space="preserve"> </w:t>
+      </w:r>
+      <w:r>
+        <w:rPr>
+          <w:lang w:val="en-US"/>
+        </w:rPr>
+        <w:t>2</w:t>
+      </w:r>
+      <w:r>
+        <w:rPr>
+          <w:spacing w:val="-2"/>
+          <w:w w:val="105"/>
+          <w:lang w:val="en-US"/>
+        </w:rPr>
+        <w:t xml:space="preserve"> * </w:t>
       </w:r>
       <w:proofErr w:type="spellStart"/>
       <w:r>
@@ -1562,7 +1707,55 @@
           <w:w w:val="105"/>
           <w:lang w:val="en-US"/>
         </w:rPr>
-        <w:t xml:space="preserve">{{ ((names| length) * </w:t>
+        <w:t>{{ ((names| length</w:t>
+      </w:r>
+      <w:r>
+        <w:rPr>
+          <w:spacing w:val="-2"/>
+          <w:w w:val="105"/>
+          <w:lang w:val="en-US"/>
+        </w:rPr>
+        <w:t xml:space="preserve"> + 1 </w:t>
+      </w:r>
+      <w:r>
+        <w:rPr>
+          <w:spacing w:val="-2"/>
+          <w:w w:val="105"/>
+          <w:lang w:val="en-US"/>
+        </w:rPr>
+        <w:t>)</w:t>
+      </w:r>
+      <w:r>
+        <w:rPr>
+          <w:spacing w:val="-2"/>
+          <w:w w:val="105"/>
+          <w:lang w:val="en-US"/>
+        </w:rPr>
+        <w:t xml:space="preserve"> </w:t>
+      </w:r>
+      <w:r>
+        <w:rPr>
+          <w:spacing w:val="-2"/>
+          <w:w w:val="105"/>
+          <w:lang w:val="en-US"/>
+        </w:rPr>
+        <w:t>/</w:t>
+      </w:r>
+      <w:r>
+        <w:rPr>
+          <w:spacing w:val="-2"/>
+          <w:w w:val="105"/>
+          <w:lang w:val="en-US"/>
+        </w:rPr>
+        <w:t>/ 2</w:t>
+      </w:r>
+      <w:r>
+        <w:rPr>
+          <w:spacing w:val="-2"/>
+          <w:w w:val="105"/>
+          <w:lang w:val="en-US"/>
+        </w:rPr>
+        <w:t xml:space="preserve"> * </w:t>
       </w:r>
       <w:proofErr w:type="spellStart"/>
       <w:r>
@@ -3668,7 +3861,7 @@
           <w:w w:val="105"/>
           <w:lang w:val="en-US"/>
         </w:rPr>
-        <w:t xml:space="preserve">{{ ((names| length) * </w:t>
+        <w:t xml:space="preserve">{{ ((names| length + 1) // 2 * </w:t>
       </w:r>
       <w:proofErr w:type="spellStart"/>
       <w:r>
@@ -3715,30 +3908,62 @@
         <w:ind w:right="210"/>
         <w:jc w:val="right"/>
       </w:pPr>
-      <w:r>
-        <w:rPr>
-          <w:color w:val="1A1A1A"/>
+      <w:bookmarkStart w:id="8" w:name="_Hlk230447628"/>
+      <w:r>
+        <w:rPr>
           <w:spacing w:val="-2"/>
           <w:w w:val="105"/>
-        </w:rPr>
-        <w:t>CNY</w:t>
-      </w:r>
-      <w:r>
-        <w:rPr>
-          <w:color w:val="1A1A1A"/>
-          <w:spacing w:val="-4"/>
-          <w:w w:val="105"/>
-        </w:rPr>
-        <w:t xml:space="preserve"> </w:t>
-      </w:r>
-      <w:bookmarkStart w:id="8" w:name="_Hlk230447628"/>
+          <w:lang w:val="en-US"/>
+        </w:rPr>
+        <w:t>{{ ((</w:t>
+      </w:r>
       <w:r>
         <w:rPr>
           <w:spacing w:val="-2"/>
           <w:w w:val="105"/>
           <w:lang w:val="en-US"/>
         </w:rPr>
-        <w:t xml:space="preserve">{{ ((names| length) * </w:t>
+        <w:t>(names| length+1)</w:t>
+      </w:r>
+      <w:r>
+        <w:rPr>
+          <w:spacing w:val="-2"/>
+          <w:w w:val="105"/>
+          <w:lang w:val="en-US"/>
+        </w:rPr>
+        <w:t>)</w:t>
+      </w:r>
+      <w:r>
+        <w:rPr>
+          <w:spacing w:val="-2"/>
+          <w:w w:val="105"/>
+          <w:lang w:val="en-US"/>
+        </w:rPr>
+        <w:t xml:space="preserve"> </w:t>
+      </w:r>
+      <w:r>
+        <w:rPr>
+          <w:spacing w:val="-2"/>
+          <w:w w:val="105"/>
+          <w:lang w:val="en-US"/>
+        </w:rPr>
+        <w:t>/</w:t>
+      </w:r>
+      <w:r>
+        <w:rPr>
+          <w:spacing w:val="-2"/>
+          <w:w w:val="105"/>
+          <w:lang w:val="en-US"/>
+        </w:rPr>
+        <w:t>/ 2</w:t>
+      </w:r>
+      <w:r>
+        <w:rPr>
+          <w:spacing w:val="-2"/>
+          <w:w w:val="105"/>
+          <w:lang w:val="en-US"/>
+        </w:rPr>
+        <w:t xml:space="preserve"> * </w:t>
       </w:r>
       <w:proofErr w:type="spellStart"/>
       <w:r>
@@ -4012,9 +4237,8 @@
                 <w:b/>
                 <w:color w:val="000000"/>
                 <w:sz w:val="15"/>
-                <w:lang w:val="en-US"/>
-              </w:rPr>
-              <w:t>{{names | join(‘,’)}}</w:t>
+              </w:rPr>
+              <w:t>{{ names[:2] | join(',') }}</w:t>
             </w:r>
           </w:p>
           <w:p>
@@ -4081,7 +4305,46 @@
                 <w:sz w:val="15"/>
                 <w:lang w:val="en-US"/>
               </w:rPr>
-              <w:t xml:space="preserve">{{names | length}} </w:t>
+              <w:t xml:space="preserve">{{ 2 if </w:t>
+            </w:r>
+            <w:proofErr w:type="spellStart"/>
+            <w:r>
+              <w:rPr>
+                <w:sz w:val="15"/>
+                <w:lang w:val="en-US"/>
+              </w:rPr>
+              <w:t>names|length</w:t>
+            </w:r>
+            <w:proofErr w:type="spellEnd"/>
+            <w:r>
+              <w:rPr>
+                <w:sz w:val="15"/>
+                <w:lang w:val="en-US"/>
+              </w:rPr>
+              <w:t xml:space="preserve"> &gt; 2 else </w:t>
+            </w:r>
+            <w:proofErr w:type="spellStart"/>
+            <w:r>
+              <w:rPr>
+                <w:sz w:val="15"/>
+                <w:lang w:val="en-US"/>
+              </w:rPr>
+              <w:t>names|length</w:t>
+            </w:r>
+            <w:proofErr w:type="spellEnd"/>
+            <w:r>
+              <w:rPr>
+                <w:sz w:val="15"/>
+                <w:lang w:val="en-US"/>
+              </w:rPr>
+              <w:t xml:space="preserve"> }}</w:t>
+            </w:r>
+            <w:r>
+              <w:rPr>
+                <w:sz w:val="15"/>
+                <w:lang w:val="en-US"/>
+              </w:rPr>
+              <w:t xml:space="preserve"> </w:t>
             </w:r>
             <w:r>
               <w:rPr>
@@ -4433,45 +4696,38 @@
               <w:rPr>
                 <w:spacing w:val="-2"/>
                 <w:w w:val="105"/>
-                <w:lang w:val="en-US"/>
-              </w:rPr>
-              <w:t xml:space="preserve">{{ ((names| length) * </w:t>
-            </w:r>
-            <w:proofErr w:type="spellStart"/>
+              </w:rPr>
+              <w:t xml:space="preserve">{{ </w:t>
+            </w:r>
             <w:r>
               <w:rPr>
                 <w:spacing w:val="-2"/>
                 <w:w w:val="105"/>
                 <w:lang w:val="en-US"/>
               </w:rPr>
-              <w:t>unit_of_hotel</w:t>
-            </w:r>
-            <w:proofErr w:type="spellEnd"/>
+              <w:t>(</w:t>
+            </w:r>
+            <w:r>
+              <w:rPr>
+                <w:spacing w:val="-2"/>
+                <w:w w:val="105"/>
+              </w:rPr>
+              <w:t>(((names|length + 1) // 2) * unit_of_hotel)</w:t>
+            </w:r>
             <w:r>
               <w:rPr>
                 <w:spacing w:val="-2"/>
                 <w:w w:val="105"/>
                 <w:lang w:val="en-US"/>
               </w:rPr>
-              <w:t xml:space="preserve"> * 1.06) | </w:t>
-            </w:r>
-            <w:proofErr w:type="spellStart"/>
+              <w:t>) //2</w:t>
+            </w:r>
             <w:r>
               <w:rPr>
                 <w:spacing w:val="-2"/>
                 <w:w w:val="105"/>
-                <w:lang w:val="en-US"/>
-              </w:rPr>
-              <w:t>vnd</w:t>
-            </w:r>
-            <w:proofErr w:type="spellEnd"/>
-            <w:r>
-              <w:rPr>
-                <w:spacing w:val="-2"/>
-                <w:w w:val="105"/>
-                <w:lang w:val="en-US"/>
-              </w:rPr>
-              <w:t xml:space="preserve"> }}</w:t>
+              </w:rPr>
+              <w:t xml:space="preserve"> | vnd }}</w:t>
             </w:r>
           </w:p>
           <w:p>
@@ -4789,11 +5045,11 @@
           <w:p>
             <w:pPr>
               <w:pStyle w:val="TableParagraph"/>
-              <w:ind w:left="109"/>
               <w:rPr>
                 <w:rFonts w:ascii="Arial" w:hAnsi="Arial"/>
                 <w:b/>
                 <w:sz w:val="15"/>
+                <w:lang w:val="en-US"/>
               </w:rPr>
             </w:pPr>
             <w:r>
@@ -4836,9 +5092,8 @@
                 <w:b/>
                 <w:color w:val="000000"/>
                 <w:sz w:val="15"/>
-                <w:lang w:val="en-US"/>
-              </w:rPr>
-              <w:t>{{names | join(‘,’)}}</w:t>
+              </w:rPr>
+              <w:t>{{ names[2:] | join(',') }}</w:t>
             </w:r>
           </w:p>
           <w:p>
@@ -4906,7 +5161,39 @@
                 <w:sz w:val="15"/>
                 <w:lang w:val="en-US"/>
               </w:rPr>
-              <w:t>{{names | length}}</w:t>
+              <w:t xml:space="preserve">{{ (names | length) - (2 if </w:t>
+            </w:r>
+            <w:proofErr w:type="spellStart"/>
+            <w:r>
+              <w:rPr>
+                <w:sz w:val="15"/>
+                <w:lang w:val="en-US"/>
+              </w:rPr>
+              <w:t>names|length</w:t>
+            </w:r>
+            <w:proofErr w:type="spellEnd"/>
+            <w:r>
+              <w:rPr>
+                <w:sz w:val="15"/>
+                <w:lang w:val="en-US"/>
+              </w:rPr>
+              <w:t xml:space="preserve"> &gt; 2 else </w:t>
+            </w:r>
+            <w:proofErr w:type="spellStart"/>
+            <w:r>
+              <w:rPr>
+                <w:sz w:val="15"/>
+                <w:lang w:val="en-US"/>
+              </w:rPr>
+              <w:t>names|length</w:t>
+            </w:r>
+            <w:proofErr w:type="spellEnd"/>
+            <w:r>
+              <w:rPr>
+                <w:sz w:val="15"/>
+                <w:lang w:val="en-US"/>
+              </w:rPr>
+              <w:t>) }}</w:t>
             </w:r>
             <w:r>
               <w:rPr>
@@ -5269,45 +5556,38 @@
               <w:rPr>
                 <w:spacing w:val="-2"/>
                 <w:w w:val="105"/>
-                <w:lang w:val="en-US"/>
-              </w:rPr>
-              <w:t xml:space="preserve">{{ ((names| length) * </w:t>
-            </w:r>
-            <w:proofErr w:type="spellStart"/>
+              </w:rPr>
+              <w:t xml:space="preserve">{{ </w:t>
+            </w:r>
             <w:r>
               <w:rPr>
                 <w:spacing w:val="-2"/>
                 <w:w w:val="105"/>
                 <w:lang w:val="en-US"/>
               </w:rPr>
-              <w:t>unit_of_hotel</w:t>
-            </w:r>
-            <w:proofErr w:type="spellEnd"/>
+              <w:t>(</w:t>
+            </w:r>
+            <w:r>
+              <w:rPr>
+                <w:spacing w:val="-2"/>
+                <w:w w:val="105"/>
+              </w:rPr>
+              <w:t>(((names|length + 1) // 2) * unit_of_hotel)</w:t>
+            </w:r>
             <w:r>
               <w:rPr>
                 <w:spacing w:val="-2"/>
                 <w:w w:val="105"/>
                 <w:lang w:val="en-US"/>
               </w:rPr>
-              <w:t xml:space="preserve"> * 1.06) | </w:t>
-            </w:r>
-            <w:proofErr w:type="spellStart"/>
+              <w:t>) //2</w:t>
+            </w:r>
             <w:r>
               <w:rPr>
                 <w:spacing w:val="-2"/>
                 <w:w w:val="105"/>
-                <w:lang w:val="en-US"/>
-              </w:rPr>
-              <w:t>vnd</w:t>
-            </w:r>
-            <w:proofErr w:type="spellEnd"/>
-            <w:r>
-              <w:rPr>
-                <w:spacing w:val="-2"/>
-                <w:w w:val="105"/>
-                <w:lang w:val="en-US"/>
-              </w:rPr>
-              <w:t xml:space="preserve"> }}</w:t>
+              </w:rPr>
+              <w:t xml:space="preserve"> | vnd }}</w:t>
             </w:r>
           </w:p>
           <w:p>
@@ -6172,7 +6452,7 @@
 </file>
 
 <file path=word/endnotes.xml><?xml version="1.0" encoding="utf-8"?>
-<w:endnotes xmlns:wpc="http://schemas.microsoft.com/office/word/2010/wordprocessingCanvas" xmlns:cx="http://schemas.microsoft.com/office/drawing/2014/chartex" xmlns:cx1="http://schemas.microsoft.com/office/drawing/2015/9/8/chartex" xmlns:cx2="http://schemas.microsoft.com/office/drawing/2015/10/21/chartex" xmlns:cx3="http://schemas.microsoft.com/office/drawing/2016/5/9/chartex" xmlns:cx4="http://schemas.microsoft.com/office/drawing/2016/5/10/chartex" xmlns:cx5="http://schemas.microsoft.com/office/drawing/2016/5/11/chartex" xmlns:cx6="http://schemas.microsoft.com/office/drawing/2016/5/12/chartex" xmlns:cx7="http://schemas.microsoft.com/office/drawing/2016/5/13/chartex" xmlns:cx8="http://schemas.microsoft.com/office/drawing/2016/5/14/chartex" xmlns:mc="http://schemas.openxmlformats.org/markup-compatibility/2006" xmlns:aink="http://schemas.microsoft.com/office/drawing/2016/ink" xmlns:am3d="http://schemas.microsoft.com/office/drawing/2017/model3d" xmlns:o="urn:schemas-microsoft-com:office:office" xmlns:r="http://schemas.openxmlformats.org/officeDocument/2006/relationships" xmlns:m="http://schemas.openxmlformats.org/officeDocument/2006/math" xmlns:v="urn:schemas-microsoft-com:vml" xmlns:wp14="http://schemas.microsoft.com/office/word/2010/wordprocessingDrawing" xmlns:wp="http://schemas.openxmlformats.org/drawingml/2006/wordprocessingDrawing" xmlns:w10="urn:schemas-microsoft-com:office:word" xmlns:w="http://schemas.openxmlformats.org/wordprocessingml/2006/main" xmlns:w14="http://schemas.microsoft.com/office/word/2010/wordml" xmlns:w15="http://schemas.microsoft.com/office/word/2012/wordml" xmlns:w16cex="http://schemas.microsoft.com/office/word/2018/wordml/cex" xmlns:w16cid="http://schemas.microsoft.com/office/word/2016/wordml/cid" xmlns:w16="http://schemas.microsoft.com/office/word/2018/wordml" xmlns:w16sdtdh="http://schemas.microsoft.com/office/word/2020/wordml/sdtdatahash" xmlns:w16se="http://schemas.microsoft.com/office/word/2015/wordml/symex" xmlns:wpg="http://schemas.microsoft.com/office/word/2010/wordprocessingGroup" xmlns:wpi="http://schemas.microsoft.com/office/word/2010/wordprocessingInk" xmlns:wne="http://schemas.microsoft.com/office/word/2006/wordml" xmlns:wps="http://schemas.microsoft.com/office/word/2010/wordprocessingShape" mc:Ignorable="w14 w15 w16se w16cid w16 w16cex w16sdtdh wp14">
+<w:endnotes xmlns:wpc="http://schemas.microsoft.com/office/word/2010/wordprocessingCanvas" xmlns:cx="http://schemas.microsoft.com/office/drawing/2014/chartex" xmlns:cx1="http://schemas.microsoft.com/office/drawing/2015/9/8/chartex" xmlns:cx2="http://schemas.microsoft.com/office/drawing/2015/10/21/chartex" xmlns:cx3="http://schemas.microsoft.com/office/drawing/2016/5/9/chartex" xmlns:cx4="http://schemas.microsoft.com/office/drawing/2016/5/10/chartex" xmlns:cx5="http://schemas.microsoft.com/office/drawing/2016/5/11/chartex" xmlns:cx6="http://schemas.microsoft.com/office/drawing/2016/5/12/chartex" xmlns:cx7="http://schemas.microsoft.com/office/drawing/2016/5/13/chartex" xmlns:cx8="http://schemas.microsoft.com/office/drawing/2016/5/14/chartex" xmlns:mc="http://schemas.openxmlformats.org/markup-compatibility/2006" xmlns:aink="http://schemas.microsoft.com/office/drawing/2016/ink" xmlns:am3d="http://schemas.microsoft.com/office/drawing/2017/model3d" xmlns:o="urn:schemas-microsoft-com:office:office" xmlns:oel="http://schemas.microsoft.com/office/2019/extlst" xmlns:r="http://schemas.openxmlformats.org/officeDocument/2006/relationships" xmlns:m="http://schemas.openxmlformats.org/officeDocument/2006/math" xmlns:v="urn:schemas-microsoft-com:vml" xmlns:wp14="http://schemas.microsoft.com/office/word/2010/wordprocessingDrawing" xmlns:wp="http://schemas.openxmlformats.org/drawingml/2006/wordprocessingDrawing" xmlns:w10="urn:schemas-microsoft-com:office:word" xmlns:w="http://schemas.openxmlformats.org/wordprocessingml/2006/main" xmlns:w14="http://schemas.microsoft.com/office/word/2010/wordml" xmlns:w15="http://schemas.microsoft.com/office/word/2012/wordml" xmlns:w16cex="http://schemas.microsoft.com/office/word/2018/wordml/cex" xmlns:w16cid="http://schemas.microsoft.com/office/word/2016/wordml/cid" xmlns:w16="http://schemas.microsoft.com/office/word/2018/wordml" xmlns:w16du="http://schemas.microsoft.com/office/word/2023/wordml/word16du" xmlns:w16sdtdh="http://schemas.microsoft.com/office/word/2020/wordml/sdtdatahash" xmlns:w16sdtfl="http://schemas.microsoft.com/office/word/2024/wordml/sdtformatlock" xmlns:w16se="http://schemas.microsoft.com/office/word/2015/wordml/symex" xmlns:wpg="http://schemas.microsoft.com/office/word/2010/wordprocessingGroup" xmlns:wpi="http://schemas.microsoft.com/office/word/2010/wordprocessingInk" xmlns:wne="http://schemas.microsoft.com/office/word/2006/wordml" xmlns:wps="http://schemas.microsoft.com/office/word/2010/wordprocessingShape" mc:Ignorable="w14 w15 w16se w16cid w16 w16cex w16sdtdh w16sdtfl w16du wp14">
   <w:endnote w:type="separator" w:id="-1">
     <w:p>
       <w:r>
@@ -6191,7 +6471,7 @@
 </file>
 
 <file path=word/footnotes.xml><?xml version="1.0" encoding="utf-8"?>
-<w:footnotes xmlns:wpc="http://schemas.microsoft.com/office/word/2010/wordprocessingCanvas" xmlns:cx="http://schemas.microsoft.com/office/drawing/2014/chartex" xmlns:cx1="http://schemas.microsoft.com/office/drawing/2015/9/8/chartex" xmlns:cx2="http://schemas.microsoft.com/office/drawing/2015/10/21/chartex" xmlns:cx3="http://schemas.microsoft.com/office/drawing/2016/5/9/chartex" xmlns:cx4="http://schemas.microsoft.com/office/drawing/2016/5/10/chartex" xmlns:cx5="http://schemas.microsoft.com/office/drawing/2016/5/11/chartex" xmlns:cx6="http://schemas.microsoft.com/office/drawing/2016/5/12/chartex" xmlns:cx7="http://schemas.microsoft.com/office/drawing/2016/5/13/chartex" xmlns:cx8="http://schemas.microsoft.com/office/drawing/2016/5/14/chartex" xmlns:mc="http://schemas.openxmlformats.org/markup-compatibility/2006" xmlns:aink="http://schemas.microsoft.com/office/drawing/2016/ink" xmlns:am3d="http://schemas.microsoft.com/office/drawing/2017/model3d" xmlns:o="urn:schemas-microsoft-com:office:office" xmlns:r="http://schemas.openxmlformats.org/officeDocument/2006/relationships" xmlns:m="http://schemas.openxmlformats.org/officeDocument/2006/math" xmlns:v="urn:schemas-microsoft-com:vml" xmlns:wp14="http://schemas.microsoft.com/office/word/2010/wordprocessingDrawing" xmlns:wp="http://schemas.openxmlformats.org/drawingml/2006/wordprocessingDrawing" xmlns:w10="urn:schemas-microsoft-com:office:word" xmlns:w="http://schemas.openxmlformats.org/wordprocessingml/2006/main" xmlns:w14="http://schemas.microsoft.com/office/word/2010/wordml" xmlns:w15="http://schemas.microsoft.com/office/word/2012/wordml" xmlns:w16cex="http://schemas.microsoft.com/office/word/2018/wordml/cex" xmlns:w16cid="http://schemas.microsoft.com/office/word/2016/wordml/cid" xmlns:w16="http://schemas.microsoft.com/office/word/2018/wordml" xmlns:w16sdtdh="http://schemas.microsoft.com/office/word/2020/wordml/sdtdatahash" xmlns:w16se="http://schemas.microsoft.com/office/word/2015/wordml/symex" xmlns:wpg="http://schemas.microsoft.com/office/word/2010/wordprocessingGroup" xmlns:wpi="http://schemas.microsoft.com/office/word/2010/wordprocessingInk" xmlns:wne="http://schemas.microsoft.com/office/word/2006/wordml" xmlns:wps="http://schemas.microsoft.com/office/word/2010/wordprocessingShape" mc:Ignorable="w14 w15 w16se w16cid w16 w16cex w16sdtdh wp14">
+<w:footnotes xmlns:wpc="http://schemas.microsoft.com/office/word/2010/wordprocessingCanvas" xmlns:cx="http://schemas.microsoft.com/office/drawing/2014/chartex" xmlns:cx1="http://schemas.microsoft.com/office/drawing/2015/9/8/chartex" xmlns:cx2="http://schemas.microsoft.com/office/drawing/2015/10/21/chartex" xmlns:cx3="http://schemas.microsoft.com/office/drawing/2016/5/9/chartex" xmlns:cx4="http://schemas.microsoft.com/office/drawing/2016/5/10/chartex" xmlns:cx5="http://schemas.microsoft.com/office/drawing/2016/5/11/chartex" xmlns:cx6="http://schemas.microsoft.com/office/drawing/2016/5/12/chartex" xmlns:cx7="http://schemas.microsoft.com/office/drawing/2016/5/13/chartex" xmlns:cx8="http://schemas.microsoft.com/office/drawing/2016/5/14/chartex" xmlns:mc="http://schemas.openxmlformats.org/markup-compatibility/2006" xmlns:aink="http://schemas.microsoft.com/office/drawing/2016/ink" xmlns:am3d="http://schemas.microsoft.com/office/drawing/2017/model3d" xmlns:o="urn:schemas-microsoft-com:office:office" xmlns:oel="http://schemas.microsoft.com/office/2019/extlst" xmlns:r="http://schemas.openxmlformats.org/officeDocument/2006/relationships" xmlns:m="http://schemas.openxmlformats.org/officeDocument/2006/math" xmlns:v="urn:schemas-microsoft-com:vml" xmlns:wp14="http://schemas.microsoft.com/office/word/2010/wordprocessingDrawing" xmlns:wp="http://schemas.openxmlformats.org/drawingml/2006/wordprocessingDrawing" xmlns:w10="urn:schemas-microsoft-com:office:word" xmlns:w="http://schemas.openxmlformats.org/wordprocessingml/2006/main" xmlns:w14="http://schemas.microsoft.com/office/word/2010/wordml" xmlns:w15="http://schemas.microsoft.com/office/word/2012/wordml" xmlns:w16cex="http://schemas.microsoft.com/office/word/2018/wordml/cex" xmlns:w16cid="http://schemas.microsoft.com/office/word/2016/wordml/cid" xmlns:w16="http://schemas.microsoft.com/office/word/2018/wordml" xmlns:w16du="http://schemas.microsoft.com/office/word/2023/wordml/word16du" xmlns:w16sdtdh="http://schemas.microsoft.com/office/word/2020/wordml/sdtdatahash" xmlns:w16sdtfl="http://schemas.microsoft.com/office/word/2024/wordml/sdtformatlock" xmlns:w16se="http://schemas.microsoft.com/office/word/2015/wordml/symex" xmlns:wpg="http://schemas.microsoft.com/office/word/2010/wordprocessingGroup" xmlns:wpi="http://schemas.microsoft.com/office/word/2010/wordprocessingInk" xmlns:wne="http://schemas.microsoft.com/office/word/2006/wordml" xmlns:wps="http://schemas.microsoft.com/office/word/2010/wordprocessingShape" mc:Ignorable="w14 w15 w16se w16cid w16 w16cex w16sdtdh w16sdtfl w16du wp14">
   <w:footnote w:type="separator" w:id="-1">
     <w:p>
       <w:r>
@@ -6210,7 +6490,7 @@
 </file>
 
 <file path=word/header1.xml><?xml version="1.0" encoding="utf-8"?>
-<w:hdr xmlns:wpc="http://schemas.microsoft.com/office/word/2010/wordprocessingCanvas" xmlns:cx="http://schemas.microsoft.com/office/drawing/2014/chartex" xmlns:cx1="http://schemas.microsoft.com/office/drawing/2015/9/8/chartex" xmlns:cx2="http://schemas.microsoft.com/office/drawing/2015/10/21/chartex" xmlns:cx3="http://schemas.microsoft.com/office/drawing/2016/5/9/chartex" xmlns:cx4="http://schemas.microsoft.com/office/drawing/2016/5/10/chartex" xmlns:cx5="http://schemas.microsoft.com/office/drawing/2016/5/11/chartex" xmlns:cx6="http://schemas.microsoft.com/office/drawing/2016/5/12/chartex" xmlns:cx7="http://schemas.microsoft.com/office/drawing/2016/5/13/chartex" xmlns:cx8="http://schemas.microsoft.com/office/drawing/2016/5/14/chartex" xmlns:mc="http://schemas.openxmlformats.org/markup-compatibility/2006" xmlns:aink="http://schemas.microsoft.com/office/drawing/2016/ink" xmlns:am3d="http://schemas.microsoft.com/office/drawing/2017/model3d" xmlns:o="urn:schemas-microsoft-com:office:office" xmlns:r="http://schemas.openxmlformats.org/officeDocument/2006/relationships" xmlns:m="http://schemas.openxmlformats.org/officeDocument/2006/math" xmlns:v="urn:schemas-microsoft-com:vml" xmlns:wp14="http://schemas.microsoft.com/office/word/2010/wordprocessingDrawing" xmlns:wp="http://schemas.openxmlformats.org/drawingml/2006/wordprocessingDrawing" xmlns:w10="urn:schemas-microsoft-com:office:word" xmlns:w="http://schemas.openxmlformats.org/wordprocessingml/2006/main" xmlns:w14="http://schemas.microsoft.com/office/word/2010/wordml" xmlns:w15="http://schemas.microsoft.com/office/word/2012/wordml" xmlns:w16cex="http://schemas.microsoft.com/office/word/2018/wordml/cex" xmlns:w16cid="http://schemas.microsoft.com/office/word/2016/wordml/cid" xmlns:w16="http://schemas.microsoft.com/office/word/2018/wordml" xmlns:w16sdtdh="http://schemas.microsoft.com/office/word/2020/wordml/sdtdatahash" xmlns:w16se="http://schemas.microsoft.com/office/word/2015/wordml/symex" xmlns:wpg="http://schemas.microsoft.com/office/word/2010/wordprocessingGroup" xmlns:wpi="http://schemas.microsoft.com/office/word/2010/wordprocessingInk" xmlns:wne="http://schemas.microsoft.com/office/word/2006/wordml" xmlns:wps="http://schemas.microsoft.com/office/word/2010/wordprocessingShape" mc:Ignorable="w14 w15 w16se w16cid w16 w16cex w16sdtdh wp14">
+<w:hdr xmlns:wpc="http://schemas.microsoft.com/office/word/2010/wordprocessingCanvas" xmlns:cx="http://schemas.microsoft.com/office/drawing/2014/chartex" xmlns:cx1="http://schemas.microsoft.com/office/drawing/2015/9/8/chartex" xmlns:cx2="http://schemas.microsoft.com/office/drawing/2015/10/21/chartex" xmlns:cx3="http://schemas.microsoft.com/office/drawing/2016/5/9/chartex" xmlns:cx4="http://schemas.microsoft.com/office/drawing/2016/5/10/chartex" xmlns:cx5="http://schemas.microsoft.com/office/drawing/2016/5/11/chartex" xmlns:cx6="http://schemas.microsoft.com/office/drawing/2016/5/12/chartex" xmlns:cx7="http://schemas.microsoft.com/office/drawing/2016/5/13/chartex" xmlns:cx8="http://schemas.microsoft.com/office/drawing/2016/5/14/chartex" xmlns:mc="http://schemas.openxmlformats.org/markup-compatibility/2006" xmlns:aink="http://schemas.microsoft.com/office/drawing/2016/ink" xmlns:am3d="http://schemas.microsoft.com/office/drawing/2017/model3d" xmlns:o="urn:schemas-microsoft-com:office:office" xmlns:oel="http://schemas.microsoft.com/office/2019/extlst" xmlns:r="http://schemas.openxmlformats.org/officeDocument/2006/relationships" xmlns:m="http://schemas.openxmlformats.org/officeDocument/2006/math" xmlns:v="urn:schemas-microsoft-com:vml" xmlns:wp14="http://schemas.microsoft.com/office/word/2010/wordprocessingDrawing" xmlns:wp="http://schemas.openxmlformats.org/drawingml/2006/wordprocessingDrawing" xmlns:w10="urn:schemas-microsoft-com:office:word" xmlns:w="http://schemas.openxmlformats.org/wordprocessingml/2006/main" xmlns:w14="http://schemas.microsoft.com/office/word/2010/wordml" xmlns:w15="http://schemas.microsoft.com/office/word/2012/wordml" xmlns:w16cex="http://schemas.microsoft.com/office/word/2018/wordml/cex" xmlns:w16cid="http://schemas.microsoft.com/office/word/2016/wordml/cid" xmlns:w16="http://schemas.microsoft.com/office/word/2018/wordml" xmlns:w16du="http://schemas.microsoft.com/office/word/2023/wordml/word16du" xmlns:w16sdtdh="http://schemas.microsoft.com/office/word/2020/wordml/sdtdatahash" xmlns:w16sdtfl="http://schemas.microsoft.com/office/word/2024/wordml/sdtformatlock" xmlns:w16se="http://schemas.microsoft.com/office/word/2015/wordml/symex" xmlns:wpg="http://schemas.microsoft.com/office/word/2010/wordprocessingGroup" xmlns:wpi="http://schemas.microsoft.com/office/word/2010/wordprocessingInk" xmlns:wne="http://schemas.microsoft.com/office/word/2006/wordml" xmlns:wps="http://schemas.microsoft.com/office/word/2010/wordprocessingShape" mc:Ignorable="w14 w15 w16se w16cid w16 w16cex w16sdtdh w16sdtfl w16du wp14">
   <w:p>
     <w:pPr>
       <w:pStyle w:val="BodyText"/>
@@ -6390,7 +6670,48 @@
                               <w:color w:val="0894FF"/>
                               <w:sz w:val="18"/>
                             </w:rPr>
-                            <w:t xml:space="preserve">4070.516.248 </w:t>
+                            <w:t>4070.516.</w:t>
+                          </w:r>
+                          <w:r>
+                            <w:rPr>
+                              <w:rFonts w:ascii="Arial" w:hAnsi="Arial"/>
+                              <w:b/>
+                              <w:color w:val="0894FF"/>
+                              <w:sz w:val="18"/>
+                              <w:lang w:val="en-US"/>
+                            </w:rPr>
+                            <w:t>{{</w:t>
+                          </w:r>
+                          <w:proofErr w:type="spellStart"/>
+                          <w:r>
+                            <w:rPr>
+                              <w:rFonts w:ascii="Arial" w:hAnsi="Arial"/>
+                              <w:b/>
+                              <w:color w:val="0894FF"/>
+                              <w:sz w:val="18"/>
+                              <w:lang w:val="en-US"/>
+                            </w:rPr>
+                            <w:t>three_submit_number</w:t>
+                          </w:r>
+                          <w:proofErr w:type="spellEnd"/>
+                          <w:r>
+                            <w:rPr>
+                              <w:rFonts w:ascii="Arial" w:hAnsi="Arial"/>
+                              <w:b/>
+                              <w:color w:val="0894FF"/>
+                              <w:sz w:val="18"/>
+                              <w:lang w:val="en-US"/>
+                            </w:rPr>
+                            <w:t>}}</w:t>
+                          </w:r>
+                          <w:r>
+                            <w:rPr>
+                              <w:rFonts w:ascii="Arial" w:hAnsi="Arial"/>
+                              <w:b/>
+                              <w:color w:val="0894FF"/>
+                              <w:sz w:val="18"/>
+                            </w:rPr>
+                            <w:t xml:space="preserve"> </w:t>
                           </w:r>
                           <w:r>
                             <w:rPr>
@@ -6425,7 +6746,7 @@
               <v:stroke joinstyle="miter"/>
               <v:path gradientshapeok="t" o:connecttype="rect"/>
             </v:shapetype>
-            <v:shape id="Textbox 2" o:spid="_x0000_s1026" type="#_x0000_t202" style="position:absolute;margin-left:430.2pt;margin-top:18.1pt;width:116.7pt;height:38.2pt;z-index:-15935488;visibility:visible;mso-wrap-style:square;mso-wrap-distance-left:0;mso-wrap-distance-top:0;mso-wrap-distance-right:0;mso-wrap-distance-bottom:0;mso-position-horizontal:absolute;mso-position-horizontal-relative:page;mso-position-vertical:absolute;mso-position-vertical-relative:page;v-text-anchor:top" o:gfxdata="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" filled="f" stroked="f">
+            <v:shape id="Textbox 2" o:spid="_x0000_s1026" type="#_x0000_t202" style="position:absolute;margin-left:430.2pt;margin-top:18.1pt;width:116.7pt;height:38.2pt;z-index:-15935488;visibility:visible;mso-wrap-style:square;mso-wrap-distance-left:0;mso-wrap-distance-top:0;mso-wrap-distance-right:0;mso-wrap-distance-bottom:0;mso-position-horizontal:absolute;mso-position-horizontal-relative:page;mso-position-vertical:absolute;mso-position-vertical-relative:page;v-text-anchor:top" o:gfxdata="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" filled="f" stroked="f">
               <v:textbox inset="0,0,0,0">
                 <w:txbxContent>
                   <w:p>
@@ -6510,7 +6831,48 @@
                         <w:color w:val="0894FF"/>
                         <w:sz w:val="18"/>
                       </w:rPr>
-                      <w:t xml:space="preserve">4070.516.248 </w:t>
+                      <w:t>4070.516.</w:t>
+                    </w:r>
+                    <w:r>
+                      <w:rPr>
+                        <w:rFonts w:ascii="Arial" w:hAnsi="Arial"/>
+                        <w:b/>
+                        <w:color w:val="0894FF"/>
+                        <w:sz w:val="18"/>
+                        <w:lang w:val="en-US"/>
+                      </w:rPr>
+                      <w:t>{{</w:t>
+                    </w:r>
+                    <w:proofErr w:type="spellStart"/>
+                    <w:r>
+                      <w:rPr>
+                        <w:rFonts w:ascii="Arial" w:hAnsi="Arial"/>
+                        <w:b/>
+                        <w:color w:val="0894FF"/>
+                        <w:sz w:val="18"/>
+                        <w:lang w:val="en-US"/>
+                      </w:rPr>
+                      <w:t>three_submit_number</w:t>
+                    </w:r>
+                    <w:proofErr w:type="spellEnd"/>
+                    <w:r>
+                      <w:rPr>
+                        <w:rFonts w:ascii="Arial" w:hAnsi="Arial"/>
+                        <w:b/>
+                        <w:color w:val="0894FF"/>
+                        <w:sz w:val="18"/>
+                        <w:lang w:val="en-US"/>
+                      </w:rPr>
+                      <w:t>}}</w:t>
+                    </w:r>
+                    <w:r>
+                      <w:rPr>
+                        <w:rFonts w:ascii="Arial" w:hAnsi="Arial"/>
+                        <w:b/>
+                        <w:color w:val="0894FF"/>
+                        <w:sz w:val="18"/>
+                      </w:rPr>
+                      <w:t xml:space="preserve"> </w:t>
                     </w:r>
                     <w:r>
                       <w:rPr>
@@ -6541,7 +6903,7 @@
 </file>
 
 <file path=word/header2.xml><?xml version="1.0" encoding="utf-8"?>
-<w:hdr xmlns:wpc="http://schemas.microsoft.com/office/word/2010/wordprocessingCanvas" xmlns:cx="http://schemas.microsoft.com/office/drawing/2014/chartex" xmlns:cx1="http://schemas.microsoft.com/office/drawing/2015/9/8/chartex" xmlns:cx2="http://schemas.microsoft.com/office/drawing/2015/10/21/chartex" xmlns:cx3="http://schemas.microsoft.com/office/drawing/2016/5/9/chartex" xmlns:cx4="http://schemas.microsoft.com/office/drawing/2016/5/10/chartex" xmlns:cx5="http://schemas.microsoft.com/office/drawing/2016/5/11/chartex" xmlns:cx6="http://schemas.microsoft.com/office/drawing/2016/5/12/chartex" xmlns:cx7="http://schemas.microsoft.com/office/drawing/2016/5/13/chartex" xmlns:cx8="http://schemas.microsoft.com/office/drawing/2016/5/14/chartex" xmlns:mc="http://schemas.openxmlformats.org/markup-compatibility/2006" xmlns:aink="http://schemas.microsoft.com/office/drawing/2016/ink" xmlns:am3d="http://schemas.microsoft.com/office/drawing/2017/model3d" xmlns:o="urn:schemas-microsoft-com:office:office" xmlns:r="http://schemas.openxmlformats.org/officeDocument/2006/relationships" xmlns:m="http://schemas.openxmlformats.org/officeDocument/2006/math" xmlns:v="urn:schemas-microsoft-com:vml" xmlns:wp14="http://schemas.microsoft.com/office/word/2010/wordprocessingDrawing" xmlns:wp="http://schemas.openxmlformats.org/drawingml/2006/wordprocessingDrawing" xmlns:w10="urn:schemas-microsoft-com:office:word" xmlns:w="http://schemas.openxmlformats.org/wordprocessingml/2006/main" xmlns:w14="http://schemas.microsoft.com/office/word/2010/wordml" xmlns:w15="http://schemas.microsoft.com/office/word/2012/wordml" xmlns:w16cex="http://schemas.microsoft.com/office/word/2018/wordml/cex" xmlns:w16cid="http://schemas.microsoft.com/office/word/2016/wordml/cid" xmlns:w16="http://schemas.microsoft.com/office/word/2018/wordml" xmlns:w16sdtdh="http://schemas.microsoft.com/office/word/2020/wordml/sdtdatahash" xmlns:w16se="http://schemas.microsoft.com/office/word/2015/wordml/symex" xmlns:wpg="http://schemas.microsoft.com/office/word/2010/wordprocessingGroup" xmlns:wpi="http://schemas.microsoft.com/office/word/2010/wordprocessingInk" xmlns:wne="http://schemas.microsoft.com/office/word/2006/wordml" xmlns:wps="http://schemas.microsoft.com/office/word/2010/wordprocessingShape" mc:Ignorable="w14 w15 w16se w16cid w16 w16cex w16sdtdh wp14">
+<w:hdr xmlns:wpc="http://schemas.microsoft.com/office/word/2010/wordprocessingCanvas" xmlns:cx="http://schemas.microsoft.com/office/drawing/2014/chartex" xmlns:cx1="http://schemas.microsoft.com/office/drawing/2015/9/8/chartex" xmlns:cx2="http://schemas.microsoft.com/office/drawing/2015/10/21/chartex" xmlns:cx3="http://schemas.microsoft.com/office/drawing/2016/5/9/chartex" xmlns:cx4="http://schemas.microsoft.com/office/drawing/2016/5/10/chartex" xmlns:cx5="http://schemas.microsoft.com/office/drawing/2016/5/11/chartex" xmlns:cx6="http://schemas.microsoft.com/office/drawing/2016/5/12/chartex" xmlns:cx7="http://schemas.microsoft.com/office/drawing/2016/5/13/chartex" xmlns:cx8="http://schemas.microsoft.com/office/drawing/2016/5/14/chartex" xmlns:mc="http://schemas.openxmlformats.org/markup-compatibility/2006" xmlns:aink="http://schemas.microsoft.com/office/drawing/2016/ink" xmlns:am3d="http://schemas.microsoft.com/office/drawing/2017/model3d" xmlns:o="urn:schemas-microsoft-com:office:office" xmlns:oel="http://schemas.microsoft.com/office/2019/extlst" xmlns:r="http://schemas.openxmlformats.org/officeDocument/2006/relationships" xmlns:m="http://schemas.openxmlformats.org/officeDocument/2006/math" xmlns:v="urn:schemas-microsoft-com:vml" xmlns:wp14="http://schemas.microsoft.com/office/word/2010/wordprocessingDrawing" xmlns:wp="http://schemas.openxmlformats.org/drawingml/2006/wordprocessingDrawing" xmlns:w10="urn:schemas-microsoft-com:office:word" xmlns:w="http://schemas.openxmlformats.org/wordprocessingml/2006/main" xmlns:w14="http://schemas.microsoft.com/office/word/2010/wordml" xmlns:w15="http://schemas.microsoft.com/office/word/2012/wordml" xmlns:w16cex="http://schemas.microsoft.com/office/word/2018/wordml/cex" xmlns:w16cid="http://schemas.microsoft.com/office/word/2016/wordml/cid" xmlns:w16="http://schemas.microsoft.com/office/word/2018/wordml" xmlns:w16du="http://schemas.microsoft.com/office/word/2023/wordml/word16du" xmlns:w16sdtdh="http://schemas.microsoft.com/office/word/2020/wordml/sdtdatahash" xmlns:w16sdtfl="http://schemas.microsoft.com/office/word/2024/wordml/sdtformatlock" xmlns:w16se="http://schemas.microsoft.com/office/word/2015/wordml/symex" xmlns:wpg="http://schemas.microsoft.com/office/word/2010/wordprocessingGroup" xmlns:wpi="http://schemas.microsoft.com/office/word/2010/wordprocessingInk" xmlns:wne="http://schemas.microsoft.com/office/word/2006/wordml" xmlns:wps="http://schemas.microsoft.com/office/word/2010/wordprocessingShape" mc:Ignorable="w14 w15 w16se w16cid w16 w16cex w16sdtdh w16sdtfl w16du wp14">
   <w:p>
     <w:pPr>
       <w:pStyle w:val="BodyText"/>
@@ -6555,7 +6917,7 @@
 </file>
 
 <file path=word/styles.xml><?xml version="1.0" encoding="utf-8"?>
-<w:styles xmlns:mc="http://schemas.openxmlformats.org/markup-compatibility/2006" xmlns:r="http://schemas.openxmlformats.org/officeDocument/2006/relationships" xmlns:w="http://schemas.openxmlformats.org/wordprocessingml/2006/main" xmlns:w14="http://schemas.microsoft.com/office/word/2010/wordml" xmlns:w15="http://schemas.microsoft.com/office/word/2012/wordml" xmlns:w16cex="http://schemas.microsoft.com/office/word/2018/wordml/cex" xmlns:w16cid="http://schemas.microsoft.com/office/word/2016/wordml/cid" xmlns:w16="http://schemas.microsoft.com/office/word/2018/wordml" xmlns:w16sdtdh="http://schemas.microsoft.com/office/word/2020/wordml/sdtdatahash" xmlns:w16se="http://schemas.microsoft.com/office/word/2015/wordml/symex" mc:Ignorable="w14 w15 w16se w16cid w16 w16cex w16sdtdh">
+<w:styles xmlns:mc="http://schemas.openxmlformats.org/markup-compatibility/2006" xmlns:r="http://schemas.openxmlformats.org/officeDocument/2006/relationships" xmlns:w="http://schemas.openxmlformats.org/wordprocessingml/2006/main" xmlns:w14="http://schemas.microsoft.com/office/word/2010/wordml" xmlns:w15="http://schemas.microsoft.com/office/word/2012/wordml" xmlns:w16cex="http://schemas.microsoft.com/office/word/2018/wordml/cex" xmlns:w16cid="http://schemas.microsoft.com/office/word/2016/wordml/cid" xmlns:w16="http://schemas.microsoft.com/office/word/2018/wordml" xmlns:w16du="http://schemas.microsoft.com/office/word/2023/wordml/word16du" xmlns:w16sdtdh="http://schemas.microsoft.com/office/word/2020/wordml/sdtdatahash" xmlns:w16sdtfl="http://schemas.microsoft.com/office/word/2024/wordml/sdtformatlock" xmlns:w16se="http://schemas.microsoft.com/office/word/2015/wordml/symex" mc:Ignorable="w14 w15 w16se w16cid w16 w16cex w16sdtdh w16sdtfl w16du">
   <w:docDefaults>
     <w:rPrDefault>
       <w:rPr>
@@ -7153,6 +7515,56 @@
       <w:ind w:left="102"/>
     </w:pPr>
   </w:style>
+  <w:style w:type="paragraph" w:styleId="Header">
+    <w:name w:val="header"/>
+    <w:basedOn w:val="Normal"/>
+    <w:link w:val="HeaderChar"/>
+    <w:uiPriority w:val="99"/>
+    <w:unhideWhenUsed/>
+    <w:rsid w:val="00021426"/>
+    <w:pPr>
+      <w:tabs>
+        <w:tab w:val="center" w:pos="4680"/>
+        <w:tab w:val="right" w:pos="9360"/>
+      </w:tabs>
+    </w:pPr>
+  </w:style>
+  <w:style w:type="character" w:customStyle="1" w:styleId="HeaderChar">
+    <w:name w:val="Header Char"/>
+    <w:basedOn w:val="DefaultParagraphFont"/>
+    <w:link w:val="Header"/>
+    <w:uiPriority w:val="99"/>
+    <w:rsid w:val="00021426"/>
+    <w:rPr>
+      <w:rFonts w:ascii="Microsoft Sans Serif" w:eastAsia="Microsoft Sans Serif" w:hAnsi="Microsoft Sans Serif" w:cs="Microsoft Sans Serif"/>
+      <w:lang w:val="vi"/>
+    </w:rPr>
+  </w:style>
+  <w:style w:type="paragraph" w:styleId="Footer">
+    <w:name w:val="footer"/>
+    <w:basedOn w:val="Normal"/>
+    <w:link w:val="FooterChar"/>
+    <w:uiPriority w:val="99"/>
+    <w:unhideWhenUsed/>
+    <w:rsid w:val="00021426"/>
+    <w:pPr>
+      <w:tabs>
+        <w:tab w:val="center" w:pos="4680"/>
+        <w:tab w:val="right" w:pos="9360"/>
+      </w:tabs>
+    </w:pPr>
+  </w:style>
+  <w:style w:type="character" w:customStyle="1" w:styleId="FooterChar">
+    <w:name w:val="Footer Char"/>
+    <w:basedOn w:val="DefaultParagraphFont"/>
+    <w:link w:val="Footer"/>
+    <w:uiPriority w:val="99"/>
+    <w:rsid w:val="00021426"/>
+    <w:rPr>
+      <w:rFonts w:ascii="Microsoft Sans Serif" w:eastAsia="Microsoft Sans Serif" w:hAnsi="Microsoft Sans Serif" w:cs="Microsoft Sans Serif"/>
+      <w:lang w:val="vi"/>
+    </w:rPr>
+  </w:style>
 </w:styles>
 </file>
 

--- a/resources/GreenTree_Inn_Beejin.docx
+++ b/resources/GreenTree_Inn_Beejin.docx
@@ -760,7 +760,7 @@
           </mc:Choice>
           <mc:Fallback>
             <w:pict>
-              <v:group w14:anchorId="5D93715D" id="Group 3" o:spid="_x0000_s1026" style="position:absolute;margin-left:33.55pt;margin-top:-82.4pt;width:516.05pt;height:422.65pt;z-index:-15936000;mso-wrap-distance-left:0;mso-wrap-distance-right:0;mso-position-horizontal-relative:page" coordsize="65538,53676" o:gfxdata="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">
+              <v:group w14:anchorId="75299A10" id="Group 3" o:spid="_x0000_s1026" style="position:absolute;margin-left:33.55pt;margin-top:-82.4pt;width:516.05pt;height:422.65pt;z-index:-15936000;mso-wrap-distance-left:0;mso-wrap-distance-right:0;mso-position-horizontal-relative:page" coordsize="65538,53676" o:gfxdata="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">
                 <v:shape id="Graphic 4" o:spid="_x0000_s1027" style="position:absolute;top:77;width:65538;height:50534;visibility:visible;mso-wrap-style:square;v-text-anchor:top" coordsize="6553834,5053330" o:gfxdata="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" path="m18415,5046980r-9094,l9321,,,,,5046980r,6350l18415,5053330r,-6350xem6553708,r-254,l6553454,5046980r,6350l6553708,5053330r,-6350l6553708,xe" fillcolor="#3c4752" stroked="f">
                   <v:path arrowok="t"/>
                 </v:shape>
@@ -1284,7 +1284,22 @@
         <w:t>(</w:t>
       </w:r>
       <w:r>
-        <w:t xml:space="preserve">names | length </w:t>
+        <w:rPr>
+          <w:lang w:val="en-US"/>
+        </w:rPr>
+        <w:t>(</w:t>
+      </w:r>
+      <w:r>
+        <w:t>names | length</w:t>
+      </w:r>
+      <w:r>
+        <w:rPr>
+          <w:lang w:val="en-US"/>
+        </w:rPr>
+        <w:t>)</w:t>
+      </w:r>
+      <w:r>
+        <w:t xml:space="preserve"> </w:t>
       </w:r>
       <w:r>
         <w:rPr>
@@ -1462,12 +1477,24 @@
         <w:t>(</w:t>
       </w:r>
       <w:r>
+        <w:rPr>
+          <w:lang w:val="en-US"/>
+        </w:rPr>
+        <w:t>(</w:t>
+      </w:r>
+      <w:r>
         <w:t>names | length</w:t>
       </w:r>
       <w:r>
         <w:rPr>
           <w:lang w:val="en-US"/>
         </w:rPr>
+        <w:t>)</w:t>
+      </w:r>
+      <w:r>
+        <w:rPr>
+          <w:lang w:val="en-US"/>
+        </w:rPr>
         <w:t xml:space="preserve"> + 1</w:t>
       </w:r>
       <w:r>
@@ -1545,7 +1572,19 @@
         <w:t>(</w:t>
       </w:r>
       <w:r>
+        <w:rPr>
+          <w:lang w:val="en-US"/>
+        </w:rPr>
+        <w:t>(</w:t>
+      </w:r>
+      <w:r>
         <w:t>names | length</w:t>
+      </w:r>
+      <w:r>
+        <w:rPr>
+          <w:lang w:val="en-US"/>
+        </w:rPr>
+        <w:t>)</w:t>
       </w:r>
       <w:r>
         <w:rPr>
@@ -1707,7 +1746,31 @@
           <w:w w:val="105"/>
           <w:lang w:val="en-US"/>
         </w:rPr>
-        <w:t>{{ ((names| length</w:t>
+        <w:t>{{ (</w:t>
+      </w:r>
+      <w:r>
+        <w:rPr>
+          <w:spacing w:val="-2"/>
+          <w:w w:val="105"/>
+          <w:lang w:val="en-US"/>
+        </w:rPr>
+        <w:t>(</w:t>
+      </w:r>
+      <w:r>
+        <w:rPr>
+          <w:spacing w:val="-2"/>
+          <w:w w:val="105"/>
+          <w:lang w:val="en-US"/>
+        </w:rPr>
+        <w:t>(names| length</w:t>
+      </w:r>
+      <w:r>
+        <w:rPr>
+          <w:spacing w:val="-2"/>
+          <w:w w:val="105"/>
+          <w:lang w:val="en-US"/>
+        </w:rPr>
+        <w:t>)</w:t>
       </w:r>
       <w:r>
         <w:rPr>
@@ -3822,7 +3885,7 @@
         <w:rPr>
           <w:lang w:val="en-US"/>
         </w:rPr>
-        <w:t xml:space="preserve">      </w:t>
+        <w:t xml:space="preserve"> </w:t>
       </w:r>
       <w:r>
         <w:rPr>
@@ -3861,7 +3924,39 @@
           <w:w w:val="105"/>
           <w:lang w:val="en-US"/>
         </w:rPr>
-        <w:t xml:space="preserve">{{ ((names| length + 1) // 2 * </w:t>
+        <w:t>{{ ((</w:t>
+      </w:r>
+      <w:r>
+        <w:rPr>
+          <w:spacing w:val="-2"/>
+          <w:w w:val="105"/>
+          <w:lang w:val="en-US"/>
+        </w:rPr>
+        <w:t>(</w:t>
+      </w:r>
+      <w:r>
+        <w:rPr>
+          <w:spacing w:val="-2"/>
+          <w:w w:val="105"/>
+          <w:lang w:val="en-US"/>
+        </w:rPr>
+        <w:t>names| length</w:t>
+      </w:r>
+      <w:r>
+        <w:rPr>
+          <w:spacing w:val="-2"/>
+          <w:w w:val="105"/>
+          <w:lang w:val="en-US"/>
+        </w:rPr>
+        <w:t>)</w:t>
+      </w:r>
+      <w:r>
+        <w:rPr>
+          <w:spacing w:val="-2"/>
+          <w:w w:val="105"/>
+          <w:lang w:val="en-US"/>
+        </w:rPr>
+        <w:t xml:space="preserve"> + 1) // 2 * </w:t>
       </w:r>
       <w:proofErr w:type="spellStart"/>
       <w:r>
@@ -3909,21 +4004,23 @@
         <w:jc w:val="right"/>
       </w:pPr>
       <w:bookmarkStart w:id="8" w:name="_Hlk230447628"/>
+      <w:proofErr w:type="gramStart"/>
       <w:r>
         <w:rPr>
           <w:spacing w:val="-2"/>
           <w:w w:val="105"/>
           <w:lang w:val="en-US"/>
         </w:rPr>
-        <w:t>{{ ((</w:t>
-      </w:r>
+        <w:t>{{ (</w:t>
+      </w:r>
+      <w:proofErr w:type="gramEnd"/>
       <w:r>
         <w:rPr>
           <w:spacing w:val="-2"/>
           <w:w w:val="105"/>
           <w:lang w:val="en-US"/>
         </w:rPr>
-        <w:t>(names| length+1)</w:t>
+        <w:t>(</w:t>
       </w:r>
       <w:r>
         <w:rPr>
@@ -3931,6 +4028,39 @@
           <w:w w:val="105"/>
           <w:lang w:val="en-US"/>
         </w:rPr>
+        <w:t>(</w:t>
+      </w:r>
+      <w:r>
+        <w:rPr>
+          <w:spacing w:val="-2"/>
+          <w:w w:val="105"/>
+          <w:lang w:val="en-US"/>
+        </w:rPr>
+        <w:t>(</w:t>
+      </w:r>
+      <w:r>
+        <w:rPr>
+          <w:spacing w:val="-2"/>
+          <w:w w:val="105"/>
+          <w:lang w:val="en-US"/>
+        </w:rPr>
+        <w:t xml:space="preserve">names| </w:t>
+      </w:r>
+      <w:proofErr w:type="gramStart"/>
+      <w:r>
+        <w:rPr>
+          <w:spacing w:val="-2"/>
+          <w:w w:val="105"/>
+          <w:lang w:val="en-US"/>
+        </w:rPr>
+        <w:t>length</w:t>
+      </w:r>
+      <w:r>
+        <w:rPr>
+          <w:spacing w:val="-2"/>
+          <w:w w:val="105"/>
+          <w:lang w:val="en-US"/>
+        </w:rPr>
         <w:t>)</w:t>
       </w:r>
       <w:r>
@@ -3939,14 +4069,39 @@
           <w:w w:val="105"/>
           <w:lang w:val="en-US"/>
         </w:rPr>
-        <w:t xml:space="preserve"> </w:t>
-      </w:r>
+        <w:t>+</w:t>
+      </w:r>
+      <w:proofErr w:type="gramEnd"/>
       <w:r>
         <w:rPr>
           <w:spacing w:val="-2"/>
           <w:w w:val="105"/>
           <w:lang w:val="en-US"/>
         </w:rPr>
+        <w:t>1)</w:t>
+      </w:r>
+      <w:r>
+        <w:rPr>
+          <w:spacing w:val="-2"/>
+          <w:w w:val="105"/>
+          <w:lang w:val="en-US"/>
+        </w:rPr>
+        <w:t>)</w:t>
+      </w:r>
+      <w:r>
+        <w:rPr>
+          <w:spacing w:val="-2"/>
+          <w:w w:val="105"/>
+          <w:lang w:val="en-US"/>
+        </w:rPr>
+        <w:t xml:space="preserve"> </w:t>
+      </w:r>
+      <w:r>
+        <w:rPr>
+          <w:spacing w:val="-2"/>
+          <w:w w:val="105"/>
+          <w:lang w:val="en-US"/>
+        </w:rPr>
         <w:t>/</w:t>
       </w:r>
       <w:r>
@@ -3984,6 +4139,7 @@
         <w:t xml:space="preserve"> * 1.06) | </w:t>
       </w:r>
       <w:proofErr w:type="spellStart"/>
+      <w:proofErr w:type="gramStart"/>
       <w:r>
         <w:rPr>
           <w:spacing w:val="-2"/>
@@ -3999,7 +4155,16 @@
           <w:w w:val="105"/>
           <w:lang w:val="en-US"/>
         </w:rPr>
-        <w:t xml:space="preserve">  }}</w:t>
+        <w:t xml:space="preserve">  }</w:t>
+      </w:r>
+      <w:proofErr w:type="gramEnd"/>
+      <w:r>
+        <w:rPr>
+          <w:spacing w:val="-2"/>
+          <w:w w:val="105"/>
+          <w:lang w:val="en-US"/>
+        </w:rPr>
+        <w:t>}</w:t>
       </w:r>
       <w:bookmarkEnd w:id="8"/>
     </w:p>
@@ -4238,7 +4403,26 @@
                 <w:color w:val="000000"/>
                 <w:sz w:val="15"/>
               </w:rPr>
-              <w:t>{{ names[:2] | join(',') }}</w:t>
+              <w:t>{{ names[:2] | join(',</w:t>
+            </w:r>
+            <w:r>
+              <w:rPr>
+                <w:rFonts w:ascii="Arial" w:hAnsi="Arial"/>
+                <w:b/>
+                <w:color w:val="000000"/>
+                <w:sz w:val="15"/>
+                <w:lang w:val="en-US"/>
+              </w:rPr>
+              <w:t xml:space="preserve"> </w:t>
+            </w:r>
+            <w:r>
+              <w:rPr>
+                <w:rFonts w:ascii="Arial" w:hAnsi="Arial"/>
+                <w:b/>
+                <w:color w:val="000000"/>
+                <w:sz w:val="15"/>
+              </w:rPr>
+              <w:t>') }}</w:t>
             </w:r>
           </w:p>
           <w:p>
@@ -4307,31 +4491,59 @@
               </w:rPr>
               <w:t xml:space="preserve">{{ 2 if </w:t>
             </w:r>
-            <w:proofErr w:type="spellStart"/>
             <w:r>
               <w:rPr>
                 <w:sz w:val="15"/>
                 <w:lang w:val="en-US"/>
               </w:rPr>
-              <w:t>names|length</w:t>
-            </w:r>
-            <w:proofErr w:type="spellEnd"/>
+              <w:t>(</w:t>
+            </w:r>
+            <w:proofErr w:type="spellStart"/>
             <w:r>
               <w:rPr>
                 <w:sz w:val="15"/>
                 <w:lang w:val="en-US"/>
               </w:rPr>
-              <w:t xml:space="preserve"> &gt; 2 else </w:t>
-            </w:r>
-            <w:proofErr w:type="spellStart"/>
+              <w:t>names|length</w:t>
+            </w:r>
+            <w:proofErr w:type="spellEnd"/>
             <w:r>
               <w:rPr>
                 <w:sz w:val="15"/>
                 <w:lang w:val="en-US"/>
               </w:rPr>
+              <w:t>)</w:t>
+            </w:r>
+            <w:r>
+              <w:rPr>
+                <w:sz w:val="15"/>
+                <w:lang w:val="en-US"/>
+              </w:rPr>
+              <w:t xml:space="preserve"> &gt; 2 else </w:t>
+            </w:r>
+            <w:r>
+              <w:rPr>
+                <w:sz w:val="15"/>
+                <w:lang w:val="en-US"/>
+              </w:rPr>
+              <w:t>(</w:t>
+            </w:r>
+            <w:proofErr w:type="spellStart"/>
+            <w:r>
+              <w:rPr>
+                <w:sz w:val="15"/>
+                <w:lang w:val="en-US"/>
+              </w:rPr>
               <w:t>names|length</w:t>
             </w:r>
             <w:proofErr w:type="spellEnd"/>
+            <w:r>
+              <w:rPr>
+                <w:sz w:val="15"/>
+                <w:lang w:val="en-US"/>
+              </w:rPr>
+              <w:t>)</w:t>
+            </w:r>
             <w:r>
               <w:rPr>
                 <w:sz w:val="15"/>
@@ -4711,8 +4923,16 @@
               <w:rPr>
                 <w:spacing w:val="-2"/>
                 <w:w w:val="105"/>
-              </w:rPr>
-              <w:t>(((names|length + 1) // 2) * unit_of_hotel)</w:t>
+                <w:lang w:val="en-US"/>
+              </w:rPr>
+              <w:t>(</w:t>
+            </w:r>
+            <w:r>
+              <w:rPr>
+                <w:spacing w:val="-2"/>
+                <w:w w:val="105"/>
+              </w:rPr>
+              <w:t>(((</w:t>
             </w:r>
             <w:r>
               <w:rPr>
@@ -4720,7 +4940,45 @@
                 <w:w w:val="105"/>
                 <w:lang w:val="en-US"/>
               </w:rPr>
+              <w:t>(</w:t>
+            </w:r>
+            <w:r>
+              <w:rPr>
+                <w:spacing w:val="-2"/>
+                <w:w w:val="105"/>
+              </w:rPr>
+              <w:t>names|length + 1</w:t>
+            </w:r>
+            <w:r>
+              <w:rPr>
+                <w:spacing w:val="-2"/>
+                <w:w w:val="105"/>
+                <w:lang w:val="en-US"/>
+              </w:rPr>
+              <w:t>)</w:t>
+            </w:r>
+            <w:r>
+              <w:rPr>
+                <w:spacing w:val="-2"/>
+                <w:w w:val="105"/>
+              </w:rPr>
+              <w:t>) // 2) * unit_of_hotel)</w:t>
+            </w:r>
+            <w:r>
+              <w:rPr>
+                <w:spacing w:val="-2"/>
+                <w:w w:val="105"/>
+                <w:lang w:val="en-US"/>
+              </w:rPr>
               <w:t>) //2</w:t>
+            </w:r>
+            <w:r>
+              <w:rPr>
+                <w:spacing w:val="-2"/>
+                <w:w w:val="105"/>
+                <w:lang w:val="en-US"/>
+              </w:rPr>
+              <w:t>)</w:t>
             </w:r>
             <w:r>
               <w:rPr>
@@ -5093,7 +5351,26 @@
                 <w:color w:val="000000"/>
                 <w:sz w:val="15"/>
               </w:rPr>
-              <w:t>{{ names[2:] | join(',') }}</w:t>
+              <w:t>{{ names[2:] | join(',</w:t>
+            </w:r>
+            <w:r>
+              <w:rPr>
+                <w:rFonts w:ascii="Arial" w:hAnsi="Arial"/>
+                <w:b/>
+                <w:color w:val="000000"/>
+                <w:sz w:val="15"/>
+                <w:lang w:val="en-US"/>
+              </w:rPr>
+              <w:t xml:space="preserve"> </w:t>
+            </w:r>
+            <w:r>
+              <w:rPr>
+                <w:rFonts w:ascii="Arial" w:hAnsi="Arial"/>
+                <w:b/>
+                <w:color w:val="000000"/>
+                <w:sz w:val="15"/>
+              </w:rPr>
+              <w:t>') }}</w:t>
             </w:r>
           </w:p>
           <w:p>
@@ -5163,31 +5440,59 @@
               </w:rPr>
               <w:t xml:space="preserve">{{ (names | length) - (2 if </w:t>
             </w:r>
-            <w:proofErr w:type="spellStart"/>
             <w:r>
               <w:rPr>
                 <w:sz w:val="15"/>
                 <w:lang w:val="en-US"/>
               </w:rPr>
-              <w:t>names|length</w:t>
-            </w:r>
-            <w:proofErr w:type="spellEnd"/>
+              <w:t>(</w:t>
+            </w:r>
+            <w:proofErr w:type="spellStart"/>
             <w:r>
               <w:rPr>
                 <w:sz w:val="15"/>
                 <w:lang w:val="en-US"/>
               </w:rPr>
-              <w:t xml:space="preserve"> &gt; 2 else </w:t>
-            </w:r>
-            <w:proofErr w:type="spellStart"/>
+              <w:t>names|length</w:t>
+            </w:r>
+            <w:proofErr w:type="spellEnd"/>
             <w:r>
               <w:rPr>
                 <w:sz w:val="15"/>
                 <w:lang w:val="en-US"/>
               </w:rPr>
+              <w:t>)</w:t>
+            </w:r>
+            <w:r>
+              <w:rPr>
+                <w:sz w:val="15"/>
+                <w:lang w:val="en-US"/>
+              </w:rPr>
+              <w:t xml:space="preserve"> &gt; 2 else </w:t>
+            </w:r>
+            <w:r>
+              <w:rPr>
+                <w:sz w:val="15"/>
+                <w:lang w:val="en-US"/>
+              </w:rPr>
+              <w:t>(</w:t>
+            </w:r>
+            <w:proofErr w:type="spellStart"/>
+            <w:r>
+              <w:rPr>
+                <w:sz w:val="15"/>
+                <w:lang w:val="en-US"/>
+              </w:rPr>
               <w:t>names|length</w:t>
             </w:r>
             <w:proofErr w:type="spellEnd"/>
+            <w:r>
+              <w:rPr>
+                <w:sz w:val="15"/>
+                <w:lang w:val="en-US"/>
+              </w:rPr>
+              <w:t>)</w:t>
+            </w:r>
             <w:r>
               <w:rPr>
                 <w:sz w:val="15"/>
@@ -5407,6 +5712,7 @@
               <w:ind w:left="109"/>
               <w:rPr>
                 <w:sz w:val="13"/>
+                <w:lang w:val="en-US"/>
               </w:rPr>
             </w:pPr>
             <w:r>
@@ -5533,7 +5839,7 @@
           <w:p>
             <w:pPr>
               <w:pStyle w:val="TableParagraph"/>
-              <w:spacing w:before="4"/>
+              <w:spacing w:before="9"/>
               <w:ind w:left="109"/>
               <w:rPr>
                 <w:sz w:val="27"/>
@@ -5571,8 +5877,16 @@
               <w:rPr>
                 <w:spacing w:val="-2"/>
                 <w:w w:val="105"/>
-              </w:rPr>
-              <w:t>(((names|length + 1) // 2) * unit_of_hotel)</w:t>
+                <w:lang w:val="en-US"/>
+              </w:rPr>
+              <w:t>(</w:t>
+            </w:r>
+            <w:r>
+              <w:rPr>
+                <w:spacing w:val="-2"/>
+                <w:w w:val="105"/>
+              </w:rPr>
+              <w:t>(((</w:t>
             </w:r>
             <w:r>
               <w:rPr>
@@ -5580,7 +5894,45 @@
                 <w:w w:val="105"/>
                 <w:lang w:val="en-US"/>
               </w:rPr>
+              <w:t>(</w:t>
+            </w:r>
+            <w:r>
+              <w:rPr>
+                <w:spacing w:val="-2"/>
+                <w:w w:val="105"/>
+              </w:rPr>
+              <w:t>names|length</w:t>
+            </w:r>
+            <w:r>
+              <w:rPr>
+                <w:spacing w:val="-2"/>
+                <w:w w:val="105"/>
+                <w:lang w:val="en-US"/>
+              </w:rPr>
+              <w:t>)</w:t>
+            </w:r>
+            <w:r>
+              <w:rPr>
+                <w:spacing w:val="-2"/>
+                <w:w w:val="105"/>
+              </w:rPr>
+              <w:t xml:space="preserve"> + 1) // 2) * unit_of_hotel)</w:t>
+            </w:r>
+            <w:r>
+              <w:rPr>
+                <w:spacing w:val="-2"/>
+                <w:w w:val="105"/>
+                <w:lang w:val="en-US"/>
+              </w:rPr>
               <w:t>) //2</w:t>
+            </w:r>
+            <w:r>
+              <w:rPr>
+                <w:spacing w:val="-2"/>
+                <w:w w:val="105"/>
+                <w:lang w:val="en-US"/>
+              </w:rPr>
+              <w:t>)</w:t>
             </w:r>
             <w:r>
               <w:rPr>
